--- a/Документы/Лист задания.docx
+++ b/Документы/Лист задания.docx
@@ -235,21 +235,12 @@
                 <w:szCs w:val="24"/>
               </w:rPr>
             </w:pPr>
-            <w:proofErr w:type="spellStart"/>
-            <w:r>
-              <w:rPr>
-                <w:sz w:val="24"/>
-                <w:szCs w:val="24"/>
-              </w:rPr>
-              <w:t>И.о</w:t>
-            </w:r>
-            <w:proofErr w:type="spellEnd"/>
-            <w:r>
-              <w:rPr>
-                <w:sz w:val="24"/>
-                <w:szCs w:val="24"/>
-              </w:rPr>
-              <w:t>. заведующего кафедрой информатики</w:t>
+            <w:r>
+              <w:rPr>
+                <w:sz w:val="24"/>
+                <w:szCs w:val="24"/>
+              </w:rPr>
+              <w:t>И.о. заведующего кафедрой информатики</w:t>
             </w:r>
           </w:p>
         </w:tc>
@@ -1576,52 +1567,14 @@
               </w:rPr>
               <w:t xml:space="preserve">2 </w:t>
             </w:r>
-            <w:proofErr w:type="spellStart"/>
             <w:r>
               <w:rPr>
                 <w:sz w:val="24"/>
                 <w:szCs w:val="24"/>
                 <w:lang w:val="en-US"/>
               </w:rPr>
-              <w:t>Моделирование</w:t>
-            </w:r>
-            <w:proofErr w:type="spellEnd"/>
-            <w:r>
-              <w:rPr>
-                <w:sz w:val="24"/>
-                <w:szCs w:val="24"/>
-                <w:lang w:val="en-US"/>
-              </w:rPr>
-              <w:t xml:space="preserve"> </w:t>
-            </w:r>
-            <w:proofErr w:type="spellStart"/>
-            <w:r>
-              <w:rPr>
-                <w:sz w:val="24"/>
-                <w:szCs w:val="24"/>
-                <w:lang w:val="en-US"/>
-              </w:rPr>
-              <w:t>предметной</w:t>
-            </w:r>
-            <w:proofErr w:type="spellEnd"/>
-            <w:r>
-              <w:rPr>
-                <w:sz w:val="24"/>
-                <w:szCs w:val="24"/>
-                <w:lang w:val="en-US"/>
-              </w:rPr>
-              <w:t xml:space="preserve"> </w:t>
-            </w:r>
-            <w:proofErr w:type="spellStart"/>
-            <w:r>
-              <w:rPr>
-                <w:sz w:val="24"/>
-                <w:szCs w:val="24"/>
-                <w:lang w:val="en-US"/>
-              </w:rPr>
-              <w:t>области</w:t>
-            </w:r>
-            <w:proofErr w:type="spellEnd"/>
+              <w:t>Моделирование предметной области</w:t>
+            </w:r>
           </w:p>
         </w:tc>
       </w:tr>
@@ -2178,7 +2131,14 @@
                 <w:sz w:val="24"/>
                 <w:szCs w:val="24"/>
               </w:rPr>
-              <w:t xml:space="preserve"> средства. Схема </w:t>
+              <w:t xml:space="preserve"> средства </w:t>
+            </w:r>
+            <w:r>
+              <w:rPr>
+                <w:sz w:val="24"/>
+                <w:szCs w:val="24"/>
+              </w:rPr>
+              <w:t>–</w:t>
             </w:r>
           </w:p>
         </w:tc>
@@ -2216,7 +2176,7 @@
                 <w:sz w:val="24"/>
                 <w:szCs w:val="24"/>
               </w:rPr>
-              <w:t xml:space="preserve">программы – чертеж, </w:t>
+              <w:t xml:space="preserve">чертеж, </w:t>
             </w:r>
             <w:r>
               <w:rPr>
@@ -2637,7 +2597,6 @@
               </w:rPr>
               <w:tab/>
             </w:r>
-            <w:proofErr w:type="spellStart"/>
             <w:r>
               <w:rPr>
                 <w:sz w:val="24"/>
@@ -2645,7 +2604,6 @@
               </w:rPr>
               <w:t>Мазайский</w:t>
             </w:r>
-            <w:proofErr w:type="spellEnd"/>
             <w:r>
               <w:rPr>
                 <w:sz w:val="24"/>
@@ -2712,7 +2670,6 @@
               </w:rPr>
               <w:tab/>
             </w:r>
-            <w:proofErr w:type="spellStart"/>
             <w:r>
               <w:rPr>
                 <w:sz w:val="24"/>
@@ -2720,7 +2677,6 @@
               </w:rPr>
               <w:t>Давыдчик</w:t>
             </w:r>
-            <w:proofErr w:type="spellEnd"/>
             <w:r>
               <w:rPr>
                 <w:sz w:val="24"/>
@@ -2773,17 +2729,8 @@
                 <w:szCs w:val="24"/>
               </w:rPr>
               <w:tab/>
-              <w:t xml:space="preserve">Бабенко Н.Н. – </w:t>
-            </w:r>
-            <w:proofErr w:type="spellStart"/>
-            <w:r>
-              <w:rPr>
-                <w:sz w:val="24"/>
-                <w:szCs w:val="24"/>
-              </w:rPr>
-              <w:t>нормоконтроль</w:t>
-            </w:r>
-            <w:proofErr w:type="spellEnd"/>
+              <w:t>Бабенко Н.Н. – нормоконтроль</w:t>
+            </w:r>
           </w:p>
         </w:tc>
       </w:tr>
@@ -2965,23 +2912,7 @@
                 <w:sz w:val="24"/>
                 <w:szCs w:val="24"/>
               </w:rPr>
-              <w:t xml:space="preserve">1-я </w:t>
-            </w:r>
-            <w:proofErr w:type="spellStart"/>
-            <w:r>
-              <w:rPr>
-                <w:sz w:val="24"/>
-                <w:szCs w:val="24"/>
-              </w:rPr>
-              <w:t>опроцентовка</w:t>
-            </w:r>
-            <w:proofErr w:type="spellEnd"/>
-            <w:r>
-              <w:rPr>
-                <w:sz w:val="24"/>
-                <w:szCs w:val="24"/>
-              </w:rPr>
-              <w:t xml:space="preserve"> (разделы 1, 2, 6)</w:t>
+              <w:t>1-я опроцентовка (разделы 1, 2, 6)</w:t>
             </w:r>
           </w:p>
         </w:tc>
@@ -3050,23 +2981,7 @@
                 <w:sz w:val="24"/>
                 <w:szCs w:val="24"/>
               </w:rPr>
-              <w:t xml:space="preserve">2-я </w:t>
-            </w:r>
-            <w:proofErr w:type="spellStart"/>
-            <w:r>
-              <w:rPr>
-                <w:sz w:val="24"/>
-                <w:szCs w:val="24"/>
-              </w:rPr>
-              <w:t>опроцентовка</w:t>
-            </w:r>
-            <w:proofErr w:type="spellEnd"/>
-            <w:r>
-              <w:rPr>
-                <w:sz w:val="24"/>
-                <w:szCs w:val="24"/>
-              </w:rPr>
-              <w:t xml:space="preserve"> (разделы 2, 3, 4, 5, 6)</w:t>
+              <w:t>2-я опроцентовка (разделы 2, 3, 4, 5, 6)</w:t>
             </w:r>
           </w:p>
         </w:tc>
@@ -3135,23 +3050,7 @@
                 <w:sz w:val="24"/>
                 <w:szCs w:val="24"/>
               </w:rPr>
-              <w:t xml:space="preserve">3-я </w:t>
-            </w:r>
-            <w:proofErr w:type="spellStart"/>
-            <w:r>
-              <w:rPr>
-                <w:sz w:val="24"/>
-                <w:szCs w:val="24"/>
-              </w:rPr>
-              <w:t>опроцентовка</w:t>
-            </w:r>
-            <w:proofErr w:type="spellEnd"/>
-            <w:r>
-              <w:rPr>
-                <w:sz w:val="24"/>
-                <w:szCs w:val="24"/>
-              </w:rPr>
-              <w:t xml:space="preserve"> (разделы «Введение», «Заключение», «Список использованных источников», графический материал)</w:t>
+              <w:t>3-я опроцентовка (разделы «Введение», «Заключение», «Список использованных источников», графический материал)</w:t>
             </w:r>
           </w:p>
         </w:tc>
@@ -3220,17 +3119,8 @@
                 <w:sz w:val="24"/>
                 <w:szCs w:val="24"/>
               </w:rPr>
-              <w:t xml:space="preserve">Консультация по оформлению графического материала и пояснительной записки, </w:t>
-            </w:r>
-            <w:proofErr w:type="spellStart"/>
-            <w:r>
-              <w:rPr>
-                <w:sz w:val="24"/>
-                <w:szCs w:val="24"/>
-              </w:rPr>
-              <w:t>нормоконтроль</w:t>
-            </w:r>
-            <w:proofErr w:type="spellEnd"/>
+              <w:t>Консультация по оформлению графического материала и пояснительной записки, нормоконтроль</w:t>
+            </w:r>
           </w:p>
         </w:tc>
         <w:tc>
@@ -3894,7 +3784,6 @@
               </w:rPr>
               <w:t xml:space="preserve">.В. </w:t>
             </w:r>
-            <w:proofErr w:type="spellStart"/>
             <w:r>
               <w:rPr>
                 <w:sz w:val="24"/>
@@ -3902,7 +3791,6 @@
               </w:rPr>
               <w:t>Давыдчик</w:t>
             </w:r>
-            <w:proofErr w:type="spellEnd"/>
           </w:p>
         </w:tc>
       </w:tr>
